--- a/I-toifa/042.docx
+++ b/I-toifa/042.docx
@@ -522,7 +522,7 @@
           <w:sz w:val="28"/>
           <w:szCs w:val="28"/>
         </w:rPr>
-        <w:t xml:space="preserve">Emlash samaradorligi immunologik (himoyalovchi immun javob) va epidemiologik (kasallanish, o'lim va tarqalishning kamayishi) ko'rsatkichlar bilan baholanadi; birinchisi emlash sifati va tartibiga, ikkinchisi qamrov va populyatsion immunitetga bog'liq. Amaliyotda vaksina sifati, emlash tartibi, yuqori qamrov (kamida 95%) va monitoring uyg'unligi zarur. Eslatma: samaradorlik formulalari va laboratoriya mezonlari bu manbalarda to'liq berilmagan va umumiy epidemiologik amaliyotga tayanadi (tasdiqlanmagan).</w:t>
+        <w:t xml:space="preserve">Emlash samaradorligi immunologik (himoyalovchi immun javob) va epidemiologik (kasallanish, o'lim va tarqalishning kamayishi) ko'rsatkichlar bilan baholanadi; birinchisi emlash sifati va tartibiga, ikkinchisi qamrov va populyatsion immunitetga bog'liq. Amaliyotda vaksina sifati, emlash tartibi, yuqori qamrov (kamida 95%), sovuqlik zanjirini saqlash va monitoring uyg'unligi zarur, shundagina emlash dasturining haqiqiy ta'sirini baholash mumkin. Eslatma: samaradorlik formulalari va laboratoriya mezonlari bu manbalarda to'liq berilmagan va umumiy epidemiologik amaliyotga tayanadi (tasdiqlanmagan).</w:t>
       </w:r>
     </w:p>
     <w:p>
